--- a/public/resume.docx
+++ b/public/resume.docx
@@ -228,31 +228,53 @@
           <w:rtl w:val="0"/>
           <w:lang w:val="en-US"/>
         </w:rPr>
-        <w:t>Full-stack web developer of 15 years' experience. Core skills include Java</w:t>
-      </w:r>
-      <w:r>
-        <w:rPr>
-          <w:rFonts w:ascii="Arial Unicode MS" w:cs="Arial Unicode MS" w:hAnsi="Arial Unicode MS" w:eastAsia="Arial Unicode MS"/>
-          <w:b w:val="0"/>
-          <w:bCs w:val="0"/>
-          <w:i w:val="0"/>
-          <w:iCs w:val="0"/>
-          <w:rtl w:val="0"/>
-          <w:lang w:val="en-US"/>
-        </w:rPr>
-        <w:t>S</w:t>
-      </w:r>
-      <w:r>
-        <w:rPr>
-          <w:rFonts w:ascii="Arial Unicode MS" w:cs="Arial Unicode MS" w:hAnsi="Arial Unicode MS" w:eastAsia="Arial Unicode MS"/>
-          <w:b w:val="0"/>
-          <w:bCs w:val="0"/>
-          <w:i w:val="0"/>
-          <w:iCs w:val="0"/>
-          <w:rtl w:val="0"/>
-          <w:lang w:val="en-US"/>
-        </w:rPr>
-        <w:t>cript/ECMAScript, Typescript, Node</w:t>
+        <w:t>Full-stack web developer of 15 years' experience</w:t>
+      </w:r>
+      <w:r>
+        <w:rPr>
+          <w:rFonts w:ascii="Arial Unicode MS" w:cs="Arial Unicode MS" w:hAnsi="Arial Unicode MS" w:eastAsia="Arial Unicode MS"/>
+          <w:b w:val="0"/>
+          <w:bCs w:val="0"/>
+          <w:i w:val="0"/>
+          <w:iCs w:val="0"/>
+          <w:rtl w:val="0"/>
+          <w:lang w:val="en-US"/>
+        </w:rPr>
+        <w:t xml:space="preserve"> with strong UX eye</w:t>
+      </w:r>
+      <w:r>
+        <w:rPr>
+          <w:rFonts w:ascii="Arial Unicode MS" w:cs="Arial Unicode MS" w:hAnsi="Arial Unicode MS" w:eastAsia="Arial Unicode MS"/>
+          <w:b w:val="0"/>
+          <w:bCs w:val="0"/>
+          <w:i w:val="0"/>
+          <w:iCs w:val="0"/>
+          <w:rtl w:val="0"/>
+        </w:rPr>
+        <w:t xml:space="preserve">. </w:t>
+      </w:r>
+      <w:r>
+        <w:rPr>
+          <w:rFonts w:ascii="Arial Unicode MS" w:cs="Arial Unicode MS" w:hAnsi="Arial Unicode MS" w:eastAsia="Arial Unicode MS"/>
+          <w:b w:val="0"/>
+          <w:bCs w:val="0"/>
+          <w:i w:val="0"/>
+          <w:iCs w:val="0"/>
+          <w:rtl w:val="0"/>
+          <w:lang w:val="en-US"/>
+        </w:rPr>
+        <w:t xml:space="preserve">Core skills include Typescript/Javascript, </w:t>
+      </w:r>
+      <w:r>
+        <w:rPr>
+          <w:rFonts w:ascii="Arial Unicode MS" w:cs="Arial Unicode MS" w:hAnsi="Arial Unicode MS" w:eastAsia="Arial Unicode MS"/>
+          <w:b w:val="0"/>
+          <w:bCs w:val="0"/>
+          <w:i w:val="0"/>
+          <w:iCs w:val="0"/>
+          <w:rtl w:val="0"/>
+        </w:rPr>
+        <w:t>Node</w:t>
       </w:r>
       <w:r>
         <w:rPr>
@@ -274,9 +296,43 @@
           <w:i w:val="0"/>
           <w:iCs w:val="0"/>
           <w:rtl w:val="0"/>
-          <w:lang w:val="en-US"/>
-        </w:rPr>
-        <w:t>, CSS, CSS Pre-processors, HTML, and a variety of libraries and frameworks for front-end and back-end applications.</w:t>
+        </w:rPr>
+        <w:t>, CSS</w:t>
+      </w:r>
+      <w:r>
+        <w:rPr>
+          <w:rFonts w:ascii="Arial Unicode MS" w:cs="Arial Unicode MS" w:hAnsi="Arial Unicode MS" w:eastAsia="Arial Unicode MS"/>
+          <w:b w:val="0"/>
+          <w:bCs w:val="0"/>
+          <w:i w:val="0"/>
+          <w:iCs w:val="0"/>
+          <w:rtl w:val="0"/>
+          <w:lang w:val="en-US"/>
+        </w:rPr>
+        <w:t xml:space="preserve"> &amp; Tailwind et al.</w:t>
+      </w:r>
+      <w:r>
+        <w:rPr>
+          <w:rFonts w:ascii="Arial Unicode MS" w:cs="Arial Unicode MS" w:hAnsi="Arial Unicode MS" w:eastAsia="Arial Unicode MS"/>
+          <w:b w:val="0"/>
+          <w:bCs w:val="0"/>
+          <w:i w:val="0"/>
+          <w:iCs w:val="0"/>
+          <w:rtl w:val="0"/>
+        </w:rPr>
+        <w:t>, HTML</w:t>
+      </w:r>
+      <w:r>
+        <w:rPr>
+          <w:rFonts w:ascii="Arial Unicode MS" w:cs="Arial Unicode MS" w:hAnsi="Arial Unicode MS" w:eastAsia="Arial Unicode MS"/>
+          <w:b w:val="0"/>
+          <w:bCs w:val="0"/>
+          <w:i w:val="0"/>
+          <w:iCs w:val="0"/>
+          <w:rtl w:val="0"/>
+          <w:lang w:val="en-US"/>
+        </w:rPr>
+        <w:t>, and a breadth of frameworks for frontend and backend solutions.</w:t>
       </w:r>
     </w:p>
     <w:p>
@@ -302,7 +358,219 @@
           <w:rtl w:val="0"/>
           <w:lang w:val="en-US"/>
         </w:rPr>
-        <w:t>Front-end framework skillset includes React, Svelte, Angular, and various styling patterns such as CSS-in-JS, Tailwind, and Sass/SCSS. Data visualization and animation skills include D3 and Anime.</w:t>
+        <w:t xml:space="preserve">Front-end framework </w:t>
+      </w:r>
+      <w:r>
+        <w:rPr>
+          <w:rFonts w:ascii="Arial Unicode MS" w:cs="Arial Unicode MS" w:hAnsi="Arial Unicode MS" w:eastAsia="Arial Unicode MS"/>
+          <w:b w:val="0"/>
+          <w:bCs w:val="0"/>
+          <w:i w:val="0"/>
+          <w:iCs w:val="0"/>
+          <w:rtl w:val="0"/>
+          <w:lang w:val="en-US"/>
+        </w:rPr>
+        <w:t>skills</w:t>
+      </w:r>
+      <w:r>
+        <w:rPr>
+          <w:rFonts w:ascii="Arial Unicode MS" w:cs="Arial Unicode MS" w:hAnsi="Arial Unicode MS" w:eastAsia="Arial Unicode MS"/>
+          <w:b w:val="0"/>
+          <w:bCs w:val="0"/>
+          <w:i w:val="0"/>
+          <w:iCs w:val="0"/>
+          <w:rtl w:val="0"/>
+          <w:lang w:val="en-US"/>
+        </w:rPr>
+        <w:t xml:space="preserve"> include React, Svelte, Angular</w:t>
+      </w:r>
+      <w:r>
+        <w:rPr>
+          <w:rFonts w:ascii="Arial Unicode MS" w:cs="Arial Unicode MS" w:hAnsi="Arial Unicode MS" w:eastAsia="Arial Unicode MS"/>
+          <w:b w:val="0"/>
+          <w:bCs w:val="0"/>
+          <w:i w:val="0"/>
+          <w:iCs w:val="0"/>
+          <w:rtl w:val="0"/>
+          <w:lang w:val="en-US"/>
+        </w:rPr>
+        <w:t>;</w:t>
+      </w:r>
+      <w:r>
+        <w:rPr>
+          <w:rFonts w:ascii="Arial Unicode MS" w:cs="Arial Unicode MS" w:hAnsi="Arial Unicode MS" w:eastAsia="Arial Unicode MS"/>
+          <w:b w:val="0"/>
+          <w:bCs w:val="0"/>
+          <w:i w:val="0"/>
+          <w:iCs w:val="0"/>
+          <w:rtl w:val="0"/>
+          <w:lang w:val="en-US"/>
+        </w:rPr>
+        <w:t xml:space="preserve"> styling patterns </w:t>
+      </w:r>
+      <w:r>
+        <w:rPr>
+          <w:rFonts w:ascii="Arial Unicode MS" w:cs="Arial Unicode MS" w:hAnsi="Arial Unicode MS" w:eastAsia="Arial Unicode MS"/>
+          <w:b w:val="0"/>
+          <w:bCs w:val="0"/>
+          <w:i w:val="0"/>
+          <w:iCs w:val="0"/>
+          <w:rtl w:val="0"/>
+          <w:lang w:val="en-US"/>
+        </w:rPr>
+        <w:t>include Tailwind, CSS-in-JS</w:t>
+      </w:r>
+      <w:r>
+        <w:rPr>
+          <w:rFonts w:ascii="Arial Unicode MS" w:cs="Arial Unicode MS" w:hAnsi="Arial Unicode MS" w:eastAsia="Arial Unicode MS"/>
+          <w:b w:val="0"/>
+          <w:bCs w:val="0"/>
+          <w:i w:val="0"/>
+          <w:iCs w:val="0"/>
+          <w:rtl w:val="0"/>
+        </w:rPr>
+        <w:t xml:space="preserve">, </w:t>
+      </w:r>
+      <w:r>
+        <w:rPr>
+          <w:rFonts w:ascii="Arial Unicode MS" w:cs="Arial Unicode MS" w:hAnsi="Arial Unicode MS" w:eastAsia="Arial Unicode MS"/>
+          <w:b w:val="0"/>
+          <w:bCs w:val="0"/>
+          <w:i w:val="0"/>
+          <w:iCs w:val="0"/>
+          <w:rtl w:val="0"/>
+          <w:lang w:val="en-US"/>
+        </w:rPr>
+        <w:t>SCSS/Sass; d</w:t>
+      </w:r>
+      <w:r>
+        <w:rPr>
+          <w:rFonts w:ascii="Arial Unicode MS" w:cs="Arial Unicode MS" w:hAnsi="Arial Unicode MS" w:eastAsia="Arial Unicode MS"/>
+          <w:b w:val="0"/>
+          <w:bCs w:val="0"/>
+          <w:i w:val="0"/>
+          <w:iCs w:val="0"/>
+          <w:rtl w:val="0"/>
+          <w:lang w:val="en-US"/>
+        </w:rPr>
+        <w:t xml:space="preserve">ata visualization </w:t>
+      </w:r>
+      <w:r>
+        <w:rPr>
+          <w:rFonts w:ascii="Arial Unicode MS" w:cs="Arial Unicode MS" w:hAnsi="Arial Unicode MS" w:eastAsia="Arial Unicode MS"/>
+          <w:b w:val="0"/>
+          <w:bCs w:val="0"/>
+          <w:i w:val="0"/>
+          <w:iCs w:val="0"/>
+          <w:rtl w:val="0"/>
+          <w:lang w:val="en-US"/>
+        </w:rPr>
+        <w:t xml:space="preserve">and </w:t>
+      </w:r>
+      <w:r>
+        <w:rPr>
+          <w:rFonts w:ascii="Arial Unicode MS" w:cs="Arial Unicode MS" w:hAnsi="Arial Unicode MS" w:eastAsia="Arial Unicode MS"/>
+          <w:b w:val="0"/>
+          <w:bCs w:val="0"/>
+          <w:i w:val="0"/>
+          <w:iCs w:val="0"/>
+          <w:rtl w:val="0"/>
+          <w:lang w:val="fr-FR"/>
+        </w:rPr>
+        <w:t>animation</w:t>
+      </w:r>
+      <w:r>
+        <w:rPr>
+          <w:rFonts w:ascii="Arial Unicode MS" w:cs="Arial Unicode MS" w:hAnsi="Arial Unicode MS" w:eastAsia="Arial Unicode MS"/>
+          <w:b w:val="0"/>
+          <w:bCs w:val="0"/>
+          <w:i w:val="0"/>
+          <w:iCs w:val="0"/>
+          <w:rtl w:val="0"/>
+          <w:lang w:val="en-US"/>
+        </w:rPr>
+        <w:t xml:space="preserve"> skills </w:t>
+      </w:r>
+      <w:r>
+        <w:rPr>
+          <w:rFonts w:ascii="Arial Unicode MS" w:cs="Arial Unicode MS" w:hAnsi="Arial Unicode MS" w:eastAsia="Arial Unicode MS"/>
+          <w:b w:val="0"/>
+          <w:bCs w:val="0"/>
+          <w:i w:val="0"/>
+          <w:iCs w:val="0"/>
+          <w:rtl w:val="0"/>
+          <w:lang w:val="en-US"/>
+        </w:rPr>
+        <w:t>include</w:t>
+      </w:r>
+      <w:r>
+        <w:rPr>
+          <w:rFonts w:ascii="Arial Unicode MS" w:cs="Arial Unicode MS" w:hAnsi="Arial Unicode MS" w:eastAsia="Arial Unicode MS"/>
+          <w:b w:val="0"/>
+          <w:bCs w:val="0"/>
+          <w:i w:val="0"/>
+          <w:iCs w:val="0"/>
+          <w:rtl w:val="0"/>
+          <w:lang w:val="en-US"/>
+        </w:rPr>
+        <w:t>s</w:t>
+      </w:r>
+      <w:r>
+        <w:rPr>
+          <w:rFonts w:ascii="Arial Unicode MS" w:cs="Arial Unicode MS" w:hAnsi="Arial Unicode MS" w:eastAsia="Arial Unicode MS"/>
+          <w:b w:val="0"/>
+          <w:bCs w:val="0"/>
+          <w:i w:val="0"/>
+          <w:iCs w:val="0"/>
+          <w:rtl w:val="0"/>
+        </w:rPr>
+        <w:t xml:space="preserve"> D3</w:t>
+      </w:r>
+      <w:r>
+        <w:rPr>
+          <w:rFonts w:ascii="Arial Unicode MS" w:cs="Arial Unicode MS" w:hAnsi="Arial Unicode MS" w:eastAsia="Arial Unicode MS"/>
+          <w:b w:val="0"/>
+          <w:bCs w:val="0"/>
+          <w:i w:val="0"/>
+          <w:iCs w:val="0"/>
+          <w:rtl w:val="0"/>
+          <w:lang w:val="en-US"/>
+        </w:rPr>
+        <w:t>,</w:t>
+      </w:r>
+      <w:r>
+        <w:rPr>
+          <w:rFonts w:ascii="Arial Unicode MS" w:cs="Arial Unicode MS" w:hAnsi="Arial Unicode MS" w:eastAsia="Arial Unicode MS"/>
+          <w:b w:val="0"/>
+          <w:bCs w:val="0"/>
+          <w:i w:val="0"/>
+          <w:iCs w:val="0"/>
+          <w:rtl w:val="0"/>
+        </w:rPr>
+        <w:t xml:space="preserve"> Anime</w:t>
+      </w:r>
+      <w:r>
+        <w:rPr>
+          <w:rFonts w:ascii="Arial Unicode MS" w:cs="Arial Unicode MS" w:hAnsi="Arial Unicode MS" w:eastAsia="Arial Unicode MS"/>
+          <w:b w:val="0"/>
+          <w:bCs w:val="0"/>
+          <w:i w:val="0"/>
+          <w:iCs w:val="0"/>
+          <w:rtl w:val="0"/>
+          <w:lang w:val="en-US"/>
+        </w:rPr>
+        <w:t>.js, Motion</w:t>
+      </w:r>
+      <w:r>
+        <w:rPr>
+          <w:rFonts w:ascii="Arial Unicode MS" w:cs="Arial Unicode MS" w:hAnsi="Arial Unicode MS" w:eastAsia="Arial Unicode MS"/>
+          <w:b w:val="0"/>
+          <w:bCs w:val="0"/>
+          <w:i w:val="0"/>
+          <w:iCs w:val="0"/>
+          <w:rtl w:val="0"/>
+        </w:rPr>
+        <w:t>.</w:t>
       </w:r>
     </w:p>
     <w:p>
@@ -350,9 +618,32 @@
           <w:i w:val="0"/>
           <w:iCs w:val="0"/>
           <w:rtl w:val="0"/>
-          <w:lang w:val="en-US"/>
-        </w:rPr>
-        <w:t>, Express, Koa, and Hapi. Database experience includes MongoDB, Redis, SQL.</w:t>
+        </w:rPr>
+        <w:t xml:space="preserve">, </w:t>
+      </w:r>
+      <w:r>
+        <w:rPr>
+          <w:rFonts w:ascii="Arial Unicode MS" w:cs="Arial Unicode MS" w:hAnsi="Arial Unicode MS" w:eastAsia="Arial Unicode MS"/>
+          <w:b w:val="0"/>
+          <w:bCs w:val="0"/>
+          <w:i w:val="0"/>
+          <w:iCs w:val="0"/>
+          <w:rtl w:val="0"/>
+          <w:lang w:val="en-US"/>
+        </w:rPr>
+        <w:t xml:space="preserve">Remix, </w:t>
+      </w:r>
+      <w:r>
+        <w:rPr>
+          <w:rFonts w:ascii="Arial Unicode MS" w:cs="Arial Unicode MS" w:hAnsi="Arial Unicode MS" w:eastAsia="Arial Unicode MS"/>
+          <w:b w:val="0"/>
+          <w:bCs w:val="0"/>
+          <w:i w:val="0"/>
+          <w:iCs w:val="0"/>
+          <w:rtl w:val="0"/>
+          <w:lang w:val="en-US"/>
+        </w:rPr>
+        <w:t>Express, Koa, and Hapi. Database experience includes MongoDB, Redis, SQL.</w:t>
       </w:r>
     </w:p>
     <w:p>
@@ -378,7 +669,19 @@
           <w:rtl w:val="0"/>
           <w:lang w:val="en-US"/>
         </w:rPr>
-        <w:t>Skilled in developing real-time, cloud-driven applications for various SBCs (Raspberry Pi) and microcontrollers.</w:t>
+        <w:t>Skilled in developing real-time, cloud-driven applications</w:t>
+      </w:r>
+      <w:r>
+        <w:rPr>
+          <w:rFonts w:ascii="Arial Unicode MS" w:cs="Arial Unicode MS" w:hAnsi="Arial Unicode MS" w:eastAsia="Arial Unicode MS"/>
+          <w:b w:val="0"/>
+          <w:bCs w:val="0"/>
+          <w:i w:val="0"/>
+          <w:iCs w:val="0"/>
+          <w:rtl w:val="0"/>
+          <w:lang w:val="en-US"/>
+        </w:rPr>
+        <w:t xml:space="preserve"> for web UIs across the the stack.</w:t>
       </w:r>
     </w:p>
     <w:p>
@@ -482,9 +785,9 @@
           <w:sz w:val="18"/>
           <w:szCs w:val="18"/>
           <w:rtl w:val="0"/>
-          <w:lang w:val="en-US"/>
-        </w:rPr>
-        <w:t>Javascript, NodeJS and ecosystem, Typescript, React, Svelte, Angular, Redux, CSS, SCSS, CSS-in-JS, Tailwind, Storybook, NextJS, Express, Koa, Hapi, Web</w:t>
+          <w:lang w:val="it-IT"/>
+        </w:rPr>
+        <w:t>Typescript</w:t>
       </w:r>
       <w:r>
         <w:rPr>
@@ -498,7 +801,7 @@
           <w:rtl w:val="0"/>
           <w:lang w:val="en-US"/>
         </w:rPr>
-        <w:t>S</w:t>
+        <w:t xml:space="preserve">, </w:t>
       </w:r>
       <w:r>
         <w:rPr>
@@ -510,9 +813,9 @@
           <w:sz w:val="18"/>
           <w:szCs w:val="18"/>
           <w:rtl w:val="0"/>
-          <w:lang w:val="en-US"/>
-        </w:rPr>
-        <w:t>ockets, Redis, MongoDB, SQL, Amazon Web Services, Google Cloud, Heroku, MacOS, Windows, Linux, Adobe Creative Cloud (Photoshop, After</w:t>
+          <w:lang w:val="es-ES_tradnl"/>
+        </w:rPr>
+        <w:t>Javascript, Node</w:t>
       </w:r>
       <w:r>
         <w:rPr>
@@ -526,7 +829,7 @@
           <w:rtl w:val="0"/>
           <w:lang w:val="en-US"/>
         </w:rPr>
-        <w:t xml:space="preserve"> </w:t>
+        <w:t>.js</w:t>
       </w:r>
       <w:r>
         <w:rPr>
@@ -540,7 +843,229 @@
           <w:rtl w:val="0"/>
           <w:lang w:val="en-US"/>
         </w:rPr>
-        <w:t>Effects, Premiere), Balsamiq Mockups, Chrome extensions, responsive design, decentralized applications.</w:t>
+        <w:t xml:space="preserve"> and ecosystem, React, </w:t>
+      </w:r>
+      <w:r>
+        <w:rPr>
+          <w:rFonts w:ascii="Arial Unicode MS" w:cs="Arial Unicode MS" w:hAnsi="Arial Unicode MS" w:eastAsia="Arial Unicode MS"/>
+          <w:b w:val="0"/>
+          <w:bCs w:val="0"/>
+          <w:i w:val="0"/>
+          <w:iCs w:val="0"/>
+          <w:sz w:val="18"/>
+          <w:szCs w:val="18"/>
+          <w:rtl w:val="0"/>
+          <w:lang w:val="en-US"/>
+        </w:rPr>
+        <w:t xml:space="preserve">React Flow, TanStack Query, </w:t>
+      </w:r>
+      <w:r>
+        <w:rPr>
+          <w:rFonts w:ascii="Arial Unicode MS" w:cs="Arial Unicode MS" w:hAnsi="Arial Unicode MS" w:eastAsia="Arial Unicode MS"/>
+          <w:b w:val="0"/>
+          <w:bCs w:val="0"/>
+          <w:i w:val="0"/>
+          <w:iCs w:val="0"/>
+          <w:sz w:val="18"/>
+          <w:szCs w:val="18"/>
+          <w:rtl w:val="0"/>
+          <w:lang w:val="fr-FR"/>
+        </w:rPr>
+        <w:t xml:space="preserve">Svelte, Angular, Redux, </w:t>
+      </w:r>
+      <w:r>
+        <w:rPr>
+          <w:rFonts w:ascii="Arial Unicode MS" w:cs="Arial Unicode MS" w:hAnsi="Arial Unicode MS" w:eastAsia="Arial Unicode MS"/>
+          <w:b w:val="0"/>
+          <w:bCs w:val="0"/>
+          <w:i w:val="0"/>
+          <w:iCs w:val="0"/>
+          <w:sz w:val="18"/>
+          <w:szCs w:val="18"/>
+          <w:rtl w:val="0"/>
+          <w:lang w:val="en-US"/>
+        </w:rPr>
+        <w:t xml:space="preserve">Zustand, </w:t>
+      </w:r>
+      <w:r>
+        <w:rPr>
+          <w:rFonts w:ascii="Arial Unicode MS" w:cs="Arial Unicode MS" w:hAnsi="Arial Unicode MS" w:eastAsia="Arial Unicode MS"/>
+          <w:b w:val="0"/>
+          <w:bCs w:val="0"/>
+          <w:i w:val="0"/>
+          <w:iCs w:val="0"/>
+          <w:sz w:val="18"/>
+          <w:szCs w:val="18"/>
+          <w:rtl w:val="0"/>
+          <w:lang w:val="en-US"/>
+        </w:rPr>
+        <w:t xml:space="preserve">CSS, SCSS, CSS-in-JS, Tailwind, Storybook, NextJS, </w:t>
+      </w:r>
+      <w:r>
+        <w:rPr>
+          <w:rFonts w:ascii="Arial Unicode MS" w:cs="Arial Unicode MS" w:hAnsi="Arial Unicode MS" w:eastAsia="Arial Unicode MS"/>
+          <w:b w:val="0"/>
+          <w:bCs w:val="0"/>
+          <w:i w:val="0"/>
+          <w:iCs w:val="0"/>
+          <w:sz w:val="18"/>
+          <w:szCs w:val="18"/>
+          <w:rtl w:val="0"/>
+          <w:lang w:val="en-US"/>
+        </w:rPr>
+        <w:t xml:space="preserve">Remix, </w:t>
+      </w:r>
+      <w:r>
+        <w:rPr>
+          <w:rFonts w:ascii="Arial Unicode MS" w:cs="Arial Unicode MS" w:hAnsi="Arial Unicode MS" w:eastAsia="Arial Unicode MS"/>
+          <w:b w:val="0"/>
+          <w:bCs w:val="0"/>
+          <w:i w:val="0"/>
+          <w:iCs w:val="0"/>
+          <w:sz w:val="18"/>
+          <w:szCs w:val="18"/>
+          <w:rtl w:val="0"/>
+          <w:lang w:val="de-DE"/>
+        </w:rPr>
+        <w:t>Express, Koa,</w:t>
+      </w:r>
+      <w:r>
+        <w:rPr>
+          <w:rFonts w:ascii="Arial Unicode MS" w:cs="Arial Unicode MS" w:hAnsi="Arial Unicode MS" w:eastAsia="Arial Unicode MS"/>
+          <w:b w:val="0"/>
+          <w:bCs w:val="0"/>
+          <w:i w:val="0"/>
+          <w:iCs w:val="0"/>
+          <w:sz w:val="18"/>
+          <w:szCs w:val="18"/>
+          <w:rtl w:val="0"/>
+          <w:lang w:val="en-US"/>
+        </w:rPr>
+        <w:t xml:space="preserve"> Hapi,</w:t>
+      </w:r>
+      <w:r>
+        <w:rPr>
+          <w:rFonts w:ascii="Arial Unicode MS" w:cs="Arial Unicode MS" w:hAnsi="Arial Unicode MS" w:eastAsia="Arial Unicode MS"/>
+          <w:b w:val="0"/>
+          <w:bCs w:val="0"/>
+          <w:i w:val="0"/>
+          <w:iCs w:val="0"/>
+          <w:sz w:val="18"/>
+          <w:szCs w:val="18"/>
+          <w:rtl w:val="0"/>
+        </w:rPr>
+        <w:t xml:space="preserve"> Web</w:t>
+      </w:r>
+      <w:r>
+        <w:rPr>
+          <w:rFonts w:ascii="Arial Unicode MS" w:cs="Arial Unicode MS" w:hAnsi="Arial Unicode MS" w:eastAsia="Arial Unicode MS"/>
+          <w:b w:val="0"/>
+          <w:bCs w:val="0"/>
+          <w:i w:val="0"/>
+          <w:iCs w:val="0"/>
+          <w:sz w:val="18"/>
+          <w:szCs w:val="18"/>
+          <w:rtl w:val="0"/>
+          <w:lang w:val="en-US"/>
+        </w:rPr>
+        <w:t>S</w:t>
+      </w:r>
+      <w:r>
+        <w:rPr>
+          <w:rFonts w:ascii="Arial Unicode MS" w:cs="Arial Unicode MS" w:hAnsi="Arial Unicode MS" w:eastAsia="Arial Unicode MS"/>
+          <w:b w:val="0"/>
+          <w:bCs w:val="0"/>
+          <w:i w:val="0"/>
+          <w:iCs w:val="0"/>
+          <w:sz w:val="18"/>
+          <w:szCs w:val="18"/>
+          <w:rtl w:val="0"/>
+          <w:lang w:val="en-US"/>
+        </w:rPr>
+        <w:t>ockets, Redis, MongoDB, SQL, Amazon Web Services, Google Cloud, Heroku, MacOS, Windows, Linux, Adobe Creative Cloud (Photoshop, After</w:t>
+      </w:r>
+      <w:r>
+        <w:rPr>
+          <w:rFonts w:ascii="Arial Unicode MS" w:cs="Arial Unicode MS" w:hAnsi="Arial Unicode MS" w:eastAsia="Arial Unicode MS"/>
+          <w:b w:val="0"/>
+          <w:bCs w:val="0"/>
+          <w:i w:val="0"/>
+          <w:iCs w:val="0"/>
+          <w:sz w:val="18"/>
+          <w:szCs w:val="18"/>
+          <w:rtl w:val="0"/>
+          <w:lang w:val="en-US"/>
+        </w:rPr>
+        <w:t xml:space="preserve"> </w:t>
+      </w:r>
+      <w:r>
+        <w:rPr>
+          <w:rFonts w:ascii="Arial Unicode MS" w:cs="Arial Unicode MS" w:hAnsi="Arial Unicode MS" w:eastAsia="Arial Unicode MS"/>
+          <w:b w:val="0"/>
+          <w:bCs w:val="0"/>
+          <w:i w:val="0"/>
+          <w:iCs w:val="0"/>
+          <w:sz w:val="18"/>
+          <w:szCs w:val="18"/>
+          <w:rtl w:val="0"/>
+          <w:lang w:val="fr-FR"/>
+        </w:rPr>
+        <w:t xml:space="preserve">Effects, Premiere), Balsamiq Mockups, </w:t>
+      </w:r>
+      <w:r>
+        <w:rPr>
+          <w:rFonts w:ascii="Arial Unicode MS" w:cs="Arial Unicode MS" w:hAnsi="Arial Unicode MS" w:eastAsia="Arial Unicode MS"/>
+          <w:b w:val="0"/>
+          <w:bCs w:val="0"/>
+          <w:i w:val="0"/>
+          <w:iCs w:val="0"/>
+          <w:sz w:val="18"/>
+          <w:szCs w:val="18"/>
+          <w:rtl w:val="0"/>
+          <w:lang w:val="en-US"/>
+        </w:rPr>
+        <w:t xml:space="preserve">Figma, </w:t>
+      </w:r>
+      <w:r>
+        <w:rPr>
+          <w:rFonts w:ascii="Arial Unicode MS" w:cs="Arial Unicode MS" w:hAnsi="Arial Unicode MS" w:eastAsia="Arial Unicode MS"/>
+          <w:b w:val="0"/>
+          <w:bCs w:val="0"/>
+          <w:i w:val="0"/>
+          <w:iCs w:val="0"/>
+          <w:sz w:val="18"/>
+          <w:szCs w:val="18"/>
+          <w:rtl w:val="0"/>
+          <w:lang w:val="en-US"/>
+        </w:rPr>
+        <w:t>Chrome extensions, responsive design, decentralized applications</w:t>
+      </w:r>
+      <w:r>
+        <w:rPr>
+          <w:rFonts w:ascii="Arial Unicode MS" w:cs="Arial Unicode MS" w:hAnsi="Arial Unicode MS" w:eastAsia="Arial Unicode MS"/>
+          <w:b w:val="0"/>
+          <w:bCs w:val="0"/>
+          <w:i w:val="0"/>
+          <w:iCs w:val="0"/>
+          <w:sz w:val="18"/>
+          <w:szCs w:val="18"/>
+          <w:rtl w:val="0"/>
+          <w:lang w:val="en-US"/>
+        </w:rPr>
+        <w:t>, agentic workflows &amp; AI-powered UIs</w:t>
+      </w:r>
+      <w:r>
+        <w:rPr>
+          <w:rFonts w:ascii="Arial Unicode MS" w:cs="Arial Unicode MS" w:hAnsi="Arial Unicode MS" w:eastAsia="Arial Unicode MS"/>
+          <w:b w:val="0"/>
+          <w:bCs w:val="0"/>
+          <w:i w:val="0"/>
+          <w:iCs w:val="0"/>
+          <w:sz w:val="18"/>
+          <w:szCs w:val="18"/>
+          <w:rtl w:val="0"/>
+        </w:rPr>
+        <w:t>.</w:t>
       </w:r>
     </w:p>
     <w:p>
@@ -605,7 +1130,7 @@
             </w14:solidFill>
           </w14:textFill>
         </w:rPr>
-        <w:t>Freelance</w:t>
+        <w:t>Senior product Engineer</w:t>
       </w:r>
       <w:r>
         <w:rPr>
@@ -619,14 +1144,13 @@
           <w:color w:val="5f5f5f"/>
           <w:spacing w:val="0"/>
           <w:rtl w:val="0"/>
-          <w:lang w:val="en-US"/>
           <w14:textFill>
             <w14:solidFill>
               <w14:srgbClr w14:val="606060"/>
             </w14:solidFill>
           </w14:textFill>
         </w:rPr>
-        <w:t xml:space="preserve"> Web Developer </w:t>
+        <w:t xml:space="preserve"> </w:t>
       </w:r>
       <w:r>
         <w:rPr>
@@ -661,7 +1185,7 @@
             </w14:solidFill>
           </w14:textFill>
         </w:rPr>
-        <w:t xml:space="preserve">Small Invisible Machines </w:t>
+        <w:t xml:space="preserve">Summation </w:t>
       </w:r>
       <w:r>
         <w:rPr>
@@ -689,7 +1213,7 @@
           <w:rtl w:val="0"/>
           <w:lang w:val="en-US"/>
         </w:rPr>
-        <w:t>May</w:t>
+        <w:t>Sept</w:t>
       </w:r>
       <w:r>
         <w:rPr>
@@ -744,7 +1268,7 @@
           <w:rtl w:val="0"/>
           <w:lang w:val="en-US"/>
         </w:rPr>
-        <w:t>Present</w:t>
+        <w:t>Jan 2026</w:t>
       </w:r>
     </w:p>
     <w:p>
@@ -771,7 +1295,7 @@
           <w:rtl w:val="0"/>
           <w:lang w:val="en-US"/>
         </w:rPr>
-        <w:t>Designed and developed data visualization applications using Svelte and D3.</w:t>
+        <w:t>Spearheaded initial UI for AI-powered financial analysis platform in pre-go-to-market phase.</w:t>
       </w:r>
     </w:p>
     <w:p>
@@ -798,7 +1322,7 @@
           <w:rtl w:val="0"/>
           <w:lang w:val="en-US"/>
         </w:rPr>
-        <w:t xml:space="preserve">Developed NodeJS chatbot application integrating on-demand video and livestreaming APIs. </w:t>
+        <w:t>Leveraged advanced libraries like React Flow, React DnD, Zustand, and TanStack Query.</w:t>
       </w:r>
     </w:p>
     <w:p>
@@ -825,19 +1349,23 @@
           <w:rtl w:val="0"/>
           <w:lang w:val="en-US"/>
         </w:rPr>
-        <w:t>Leveraged biosensors (EMG) in technical projects.</w:t>
-      </w:r>
-    </w:p>
-    <w:p>
-      <w:pPr>
-        <w:pStyle w:val="Body 2"/>
-        <w:bidi w:val="0"/>
+        <w:t>Worked alongside C-suite and founding designers to deliver post-launch UX in a leading role.</w:t>
+      </w:r>
+    </w:p>
+    <w:p>
+      <w:pPr>
+        <w:pStyle w:val="Body"/>
+        <w:spacing w:after="40"/>
+        <w:rPr>
+          <w:rFonts w:ascii="Helvetica" w:cs="Helvetica" w:hAnsi="Helvetica" w:eastAsia="Helvetica"/>
+        </w:rPr>
       </w:pPr>
     </w:p>
     <w:p>
       <w:pPr>
         <w:pStyle w:val="Subheading"/>
         <w:spacing w:line="288" w:lineRule="auto"/>
+        <w:jc w:val="left"/>
         <w:rPr>
           <w:rStyle w:val="Emphasis"/>
           <w:rFonts w:ascii="Helvetica" w:cs="Helvetica" w:hAnsi="Helvetica" w:eastAsia="Helvetica"/>
@@ -865,7 +1393,7 @@
             </w14:solidFill>
           </w14:textFill>
         </w:rPr>
-        <w:t>Senior Web Developer</w:t>
+        <w:t>Freelance</w:t>
       </w:r>
       <w:r>
         <w:rPr>
@@ -886,12 +1414,26 @@
             </w14:solidFill>
           </w14:textFill>
         </w:rPr>
-        <w:t xml:space="preserve"> (Remote) </w:t>
+        <w:t xml:space="preserve"> Web Developer </w:t>
       </w:r>
       <w:r>
         <w:rPr>
           <w:rStyle w:val="Emphasis"/>
           <w:rFonts w:ascii="Arial Unicode MS" w:cs="Arial Unicode MS" w:hAnsi="Arial Unicode MS" w:eastAsia="Arial Unicode MS" w:hint="default"/>
+          <w:b w:val="0"/>
+          <w:bCs w:val="0"/>
+          <w:i w:val="0"/>
+          <w:iCs w:val="0"/>
+          <w:spacing w:val="0"/>
+          <w:rtl w:val="0"/>
+          <w:lang w:val="en-US"/>
+        </w:rPr>
+        <w:t xml:space="preserve">– </w:t>
+      </w:r>
+      <w:r>
+        <w:rPr>
+          <w:rStyle w:val="Emphasis"/>
+          <w:rFonts w:ascii="Arial Unicode MS" w:cs="Arial Unicode MS" w:hAnsi="Arial Unicode MS" w:eastAsia="Arial Unicode MS"/>
           <w:b w:val="0"/>
           <w:bCs w:val="0"/>
           <w:i w:val="0"/>
@@ -907,28 +1449,7 @@
             </w14:solidFill>
           </w14:textFill>
         </w:rPr>
-        <w:t>–</w:t>
-      </w:r>
-      <w:r>
-        <w:rPr>
-          <w:rStyle w:val="Emphasis"/>
-          <w:rFonts w:ascii="Arial Unicode MS" w:cs="Arial Unicode MS" w:hAnsi="Arial Unicode MS" w:eastAsia="Arial Unicode MS"/>
-          <w:b w:val="0"/>
-          <w:bCs w:val="0"/>
-          <w:i w:val="0"/>
-          <w:iCs w:val="0"/>
-          <w:outline w:val="0"/>
-          <w:color w:val="5f5f5f"/>
-          <w:spacing w:val="0"/>
-          <w:rtl w:val="0"/>
-          <w:lang w:val="en-US"/>
-          <w14:textFill>
-            <w14:solidFill>
-              <w14:srgbClr w14:val="606060"/>
-            </w14:solidFill>
-          </w14:textFill>
-        </w:rPr>
-        <w:t xml:space="preserve"> CAISO via TEKSystems</w:t>
+        <w:t xml:space="preserve">Small Invisible Machines </w:t>
       </w:r>
       <w:r>
         <w:rPr>
@@ -938,18 +1459,25 @@
           <w:bCs w:val="0"/>
           <w:i w:val="0"/>
           <w:iCs w:val="0"/>
-          <w:outline w:val="0"/>
-          <w:color w:val="5f5f5f"/>
-          <w:spacing w:val="0"/>
-          <w:rtl w:val="0"/>
-          <w:lang w:val="en-US"/>
-          <w14:textFill>
-            <w14:solidFill>
-              <w14:srgbClr w14:val="606060"/>
-            </w14:solidFill>
-          </w14:textFill>
-        </w:rPr>
-        <w:t xml:space="preserve"> –</w:t>
+          <w:spacing w:val="0"/>
+          <w:rtl w:val="0"/>
+          <w:lang w:val="en-US"/>
+        </w:rPr>
+        <w:t xml:space="preserve">– </w:t>
+      </w:r>
+      <w:r>
+        <w:rPr>
+          <w:rStyle w:val="Emphasis"/>
+          <w:rFonts w:ascii="Arial Unicode MS" w:cs="Arial Unicode MS" w:hAnsi="Arial Unicode MS" w:eastAsia="Arial Unicode MS"/>
+          <w:b w:val="0"/>
+          <w:bCs w:val="0"/>
+          <w:i w:val="0"/>
+          <w:iCs w:val="0"/>
+          <w:spacing w:val="0"/>
+          <w:rtl w:val="0"/>
+          <w:lang w:val="en-US"/>
+        </w:rPr>
+        <w:t>May</w:t>
       </w:r>
       <w:r>
         <w:rPr>
@@ -976,34 +1504,7 @@
           <w:rtl w:val="0"/>
           <w:lang w:val="en-US"/>
         </w:rPr>
-        <w:t>Nov</w:t>
-      </w:r>
-      <w:r>
-        <w:rPr>
-          <w:rStyle w:val="Emphasis"/>
-          <w:rFonts w:ascii="Arial Unicode MS" w:cs="Arial Unicode MS" w:hAnsi="Arial Unicode MS" w:eastAsia="Arial Unicode MS"/>
-          <w:b w:val="0"/>
-          <w:bCs w:val="0"/>
-          <w:i w:val="0"/>
-          <w:iCs w:val="0"/>
-          <w:spacing w:val="0"/>
-          <w:rtl w:val="0"/>
-        </w:rPr>
-        <w:t xml:space="preserve"> </w:t>
-      </w:r>
-      <w:r>
-        <w:rPr>
-          <w:rStyle w:val="Emphasis"/>
-          <w:rFonts w:ascii="Arial Unicode MS" w:cs="Arial Unicode MS" w:hAnsi="Arial Unicode MS" w:eastAsia="Arial Unicode MS"/>
-          <w:b w:val="0"/>
-          <w:bCs w:val="0"/>
-          <w:i w:val="0"/>
-          <w:iCs w:val="0"/>
-          <w:spacing w:val="0"/>
-          <w:rtl w:val="0"/>
-          <w:lang w:val="en-US"/>
-        </w:rPr>
-        <w:t>2023</w:t>
+        <w:t>2024</w:t>
       </w:r>
       <w:r>
         <w:rPr>
@@ -1031,7 +1532,7 @@
           <w:rtl w:val="0"/>
           <w:lang w:val="en-US"/>
         </w:rPr>
-        <w:t>may 2024</w:t>
+        <w:t>Sept 2024</w:t>
       </w:r>
     </w:p>
     <w:p>
@@ -1058,7 +1559,7 @@
           <w:rtl w:val="0"/>
           <w:lang w:val="en-US"/>
         </w:rPr>
-        <w:t>Developed components in Angular and Typescript for an application serving mission-critical documents to stakeholders.</w:t>
+        <w:t>Designed and developed data visualization applications using Svelte and D3.</w:t>
       </w:r>
     </w:p>
     <w:p>
@@ -1085,7 +1586,59 @@
           <w:rtl w:val="0"/>
           <w:lang w:val="en-US"/>
         </w:rPr>
-        <w:t>Developed CSS framework with Tailwind-like patterns in SCSS.</w:t>
+        <w:t xml:space="preserve">Developed </w:t>
+      </w:r>
+      <w:r>
+        <w:rPr>
+          <w:rStyle w:val="Emphasis"/>
+          <w:rFonts w:ascii="Arial Unicode MS" w:cs="Arial Unicode MS" w:hAnsi="Arial Unicode MS" w:eastAsia="Arial Unicode MS"/>
+          <w:b w:val="0"/>
+          <w:bCs w:val="0"/>
+          <w:i w:val="0"/>
+          <w:iCs w:val="0"/>
+          <w:rtl w:val="0"/>
+          <w:lang w:val="en-US"/>
+        </w:rPr>
+        <w:t>chatbot in NodeJS</w:t>
+      </w:r>
+      <w:r>
+        <w:rPr>
+          <w:rStyle w:val="Emphasis"/>
+          <w:rFonts w:ascii="Arial Unicode MS" w:cs="Arial Unicode MS" w:hAnsi="Arial Unicode MS" w:eastAsia="Arial Unicode MS"/>
+          <w:b w:val="0"/>
+          <w:bCs w:val="0"/>
+          <w:i w:val="0"/>
+          <w:iCs w:val="0"/>
+          <w:rtl w:val="0"/>
+          <w:lang w:val="en-US"/>
+        </w:rPr>
+        <w:t xml:space="preserve"> integrating on-demand video and streaming</w:t>
+      </w:r>
+      <w:r>
+        <w:rPr>
+          <w:rStyle w:val="Emphasis"/>
+          <w:rFonts w:ascii="Arial Unicode MS" w:cs="Arial Unicode MS" w:hAnsi="Arial Unicode MS" w:eastAsia="Arial Unicode MS"/>
+          <w:b w:val="0"/>
+          <w:bCs w:val="0"/>
+          <w:i w:val="0"/>
+          <w:iCs w:val="0"/>
+          <w:rtl w:val="0"/>
+          <w:lang w:val="en-US"/>
+        </w:rPr>
+        <w:t xml:space="preserve"> platform</w:t>
+      </w:r>
+      <w:r>
+        <w:rPr>
+          <w:rStyle w:val="Emphasis"/>
+          <w:rFonts w:ascii="Arial Unicode MS" w:cs="Arial Unicode MS" w:hAnsi="Arial Unicode MS" w:eastAsia="Arial Unicode MS"/>
+          <w:b w:val="0"/>
+          <w:bCs w:val="0"/>
+          <w:i w:val="0"/>
+          <w:iCs w:val="0"/>
+          <w:rtl w:val="0"/>
+          <w:lang w:val="pt-PT"/>
+        </w:rPr>
+        <w:t xml:space="preserve"> APIs. </w:t>
       </w:r>
     </w:p>
     <w:p>
@@ -1112,7 +1665,434 @@
           <w:rtl w:val="0"/>
           <w:lang w:val="en-US"/>
         </w:rPr>
-        <w:t>Configured Storybook instances for scaffolding Svelte components.</w:t>
+        <w:t xml:space="preserve">Leveraged </w:t>
+      </w:r>
+      <w:r>
+        <w:rPr>
+          <w:rStyle w:val="Emphasis"/>
+          <w:rFonts w:ascii="Arial Unicode MS" w:cs="Arial Unicode MS" w:hAnsi="Arial Unicode MS" w:eastAsia="Arial Unicode MS"/>
+          <w:b w:val="0"/>
+          <w:bCs w:val="0"/>
+          <w:i w:val="0"/>
+          <w:iCs w:val="0"/>
+          <w:rtl w:val="0"/>
+          <w:lang w:val="en-US"/>
+        </w:rPr>
+        <w:t>electromyographic biosensors</w:t>
+      </w:r>
+      <w:r>
+        <w:rPr>
+          <w:rStyle w:val="Emphasis"/>
+          <w:rFonts w:ascii="Arial Unicode MS" w:cs="Arial Unicode MS" w:hAnsi="Arial Unicode MS" w:eastAsia="Arial Unicode MS"/>
+          <w:b w:val="0"/>
+          <w:bCs w:val="0"/>
+          <w:i w:val="0"/>
+          <w:iCs w:val="0"/>
+          <w:rtl w:val="0"/>
+        </w:rPr>
+        <w:t xml:space="preserve"> </w:t>
+      </w:r>
+      <w:r>
+        <w:rPr>
+          <w:rStyle w:val="Emphasis"/>
+          <w:rFonts w:ascii="Arial Unicode MS" w:cs="Arial Unicode MS" w:hAnsi="Arial Unicode MS" w:eastAsia="Arial Unicode MS"/>
+          <w:b w:val="0"/>
+          <w:bCs w:val="0"/>
+          <w:i w:val="0"/>
+          <w:iCs w:val="0"/>
+          <w:rtl w:val="0"/>
+          <w:lang w:val="en-US"/>
+        </w:rPr>
+        <w:t xml:space="preserve">(EMG) </w:t>
+      </w:r>
+      <w:r>
+        <w:rPr>
+          <w:rStyle w:val="Emphasis"/>
+          <w:rFonts w:ascii="Arial Unicode MS" w:cs="Arial Unicode MS" w:hAnsi="Arial Unicode MS" w:eastAsia="Arial Unicode MS"/>
+          <w:b w:val="0"/>
+          <w:bCs w:val="0"/>
+          <w:i w:val="0"/>
+          <w:iCs w:val="0"/>
+          <w:rtl w:val="0"/>
+          <w:lang w:val="en-US"/>
+        </w:rPr>
+        <w:t xml:space="preserve">in technical </w:t>
+      </w:r>
+      <w:r>
+        <w:rPr>
+          <w:rStyle w:val="Emphasis"/>
+          <w:rFonts w:ascii="Arial Unicode MS" w:cs="Arial Unicode MS" w:hAnsi="Arial Unicode MS" w:eastAsia="Arial Unicode MS"/>
+          <w:b w:val="0"/>
+          <w:bCs w:val="0"/>
+          <w:i w:val="0"/>
+          <w:iCs w:val="0"/>
+          <w:rtl w:val="0"/>
+          <w:lang w:val="en-US"/>
+        </w:rPr>
+        <w:t xml:space="preserve">visualization </w:t>
+      </w:r>
+      <w:r>
+        <w:rPr>
+          <w:rStyle w:val="Emphasis"/>
+          <w:rFonts w:ascii="Arial Unicode MS" w:cs="Arial Unicode MS" w:hAnsi="Arial Unicode MS" w:eastAsia="Arial Unicode MS"/>
+          <w:b w:val="0"/>
+          <w:bCs w:val="0"/>
+          <w:i w:val="0"/>
+          <w:iCs w:val="0"/>
+          <w:rtl w:val="0"/>
+          <w:lang w:val="en-US"/>
+        </w:rPr>
+        <w:t>projects.</w:t>
+      </w:r>
+    </w:p>
+    <w:p>
+      <w:pPr>
+        <w:pStyle w:val="Body 2"/>
+        <w:bidi w:val="0"/>
+      </w:pPr>
+    </w:p>
+    <w:p>
+      <w:pPr>
+        <w:pStyle w:val="Subheading"/>
+        <w:spacing w:line="288" w:lineRule="auto"/>
+        <w:rPr>
+          <w:rStyle w:val="Emphasis"/>
+          <w:rFonts w:ascii="Helvetica" w:cs="Helvetica" w:hAnsi="Helvetica" w:eastAsia="Helvetica"/>
+          <w:b w:val="0"/>
+          <w:bCs w:val="0"/>
+          <w:spacing w:val="0"/>
+        </w:rPr>
+      </w:pPr>
+      <w:r>
+        <w:rPr>
+          <w:rStyle w:val="Emphasis"/>
+          <w:rFonts w:ascii="Arial Unicode MS" w:cs="Arial Unicode MS" w:hAnsi="Arial Unicode MS" w:eastAsia="Arial Unicode MS"/>
+          <w:b w:val="0"/>
+          <w:bCs w:val="0"/>
+          <w:i w:val="0"/>
+          <w:iCs w:val="0"/>
+          <w:outline w:val="0"/>
+          <w:color w:val="5f5f5f"/>
+          <w:spacing w:val="0"/>
+          <w:rtl w:val="0"/>
+          <w:lang w:val="en-US"/>
+          <w14:textFill>
+            <w14:solidFill>
+              <w14:srgbClr w14:val="606060"/>
+            </w14:solidFill>
+          </w14:textFill>
+        </w:rPr>
+        <w:t>Senior Web Developer</w:t>
+      </w:r>
+      <w:r>
+        <w:rPr>
+          <w:rStyle w:val="Emphasis"/>
+          <w:rFonts w:ascii="Arial Unicode MS" w:cs="Arial Unicode MS" w:hAnsi="Arial Unicode MS" w:eastAsia="Arial Unicode MS"/>
+          <w:b w:val="0"/>
+          <w:bCs w:val="0"/>
+          <w:i w:val="0"/>
+          <w:iCs w:val="0"/>
+          <w:outline w:val="0"/>
+          <w:color w:val="5f5f5f"/>
+          <w:spacing w:val="0"/>
+          <w:rtl w:val="0"/>
+          <w:lang w:val="en-US"/>
+          <w14:textFill>
+            <w14:solidFill>
+              <w14:srgbClr w14:val="606060"/>
+            </w14:solidFill>
+          </w14:textFill>
+        </w:rPr>
+        <w:t xml:space="preserve"> (Remote) </w:t>
+      </w:r>
+      <w:r>
+        <w:rPr>
+          <w:rStyle w:val="Emphasis"/>
+          <w:rFonts w:ascii="Arial Unicode MS" w:cs="Arial Unicode MS" w:hAnsi="Arial Unicode MS" w:eastAsia="Arial Unicode MS" w:hint="default"/>
+          <w:b w:val="0"/>
+          <w:bCs w:val="0"/>
+          <w:i w:val="0"/>
+          <w:iCs w:val="0"/>
+          <w:outline w:val="0"/>
+          <w:color w:val="5f5f5f"/>
+          <w:spacing w:val="0"/>
+          <w:rtl w:val="0"/>
+          <w:lang w:val="en-US"/>
+          <w14:textFill>
+            <w14:solidFill>
+              <w14:srgbClr w14:val="606060"/>
+            </w14:solidFill>
+          </w14:textFill>
+        </w:rPr>
+        <w:t>–</w:t>
+      </w:r>
+      <w:r>
+        <w:rPr>
+          <w:rStyle w:val="Emphasis"/>
+          <w:rFonts w:ascii="Arial Unicode MS" w:cs="Arial Unicode MS" w:hAnsi="Arial Unicode MS" w:eastAsia="Arial Unicode MS"/>
+          <w:b w:val="0"/>
+          <w:bCs w:val="0"/>
+          <w:i w:val="0"/>
+          <w:iCs w:val="0"/>
+          <w:outline w:val="0"/>
+          <w:color w:val="5f5f5f"/>
+          <w:spacing w:val="0"/>
+          <w:rtl w:val="0"/>
+          <w:lang w:val="en-US"/>
+          <w14:textFill>
+            <w14:solidFill>
+              <w14:srgbClr w14:val="606060"/>
+            </w14:solidFill>
+          </w14:textFill>
+        </w:rPr>
+        <w:t xml:space="preserve"> CAISO via TEKSystems</w:t>
+      </w:r>
+      <w:r>
+        <w:rPr>
+          <w:rStyle w:val="Emphasis"/>
+          <w:rFonts w:ascii="Arial Unicode MS" w:cs="Arial Unicode MS" w:hAnsi="Arial Unicode MS" w:eastAsia="Arial Unicode MS" w:hint="default"/>
+          <w:b w:val="0"/>
+          <w:bCs w:val="0"/>
+          <w:i w:val="0"/>
+          <w:iCs w:val="0"/>
+          <w:outline w:val="0"/>
+          <w:color w:val="5f5f5f"/>
+          <w:spacing w:val="0"/>
+          <w:rtl w:val="0"/>
+          <w:lang w:val="en-US"/>
+          <w14:textFill>
+            <w14:solidFill>
+              <w14:srgbClr w14:val="606060"/>
+            </w14:solidFill>
+          </w14:textFill>
+        </w:rPr>
+        <w:t xml:space="preserve"> –</w:t>
+      </w:r>
+      <w:r>
+        <w:rPr>
+          <w:rStyle w:val="Emphasis"/>
+          <w:rFonts w:ascii="Arial Unicode MS" w:cs="Arial Unicode MS" w:hAnsi="Arial Unicode MS" w:eastAsia="Arial Unicode MS"/>
+          <w:b w:val="0"/>
+          <w:bCs w:val="0"/>
+          <w:i w:val="0"/>
+          <w:iCs w:val="0"/>
+          <w:spacing w:val="0"/>
+          <w:rtl w:val="0"/>
+        </w:rPr>
+        <w:t xml:space="preserve"> </w:t>
+      </w:r>
+      <w:r>
+        <w:rPr>
+          <w:rStyle w:val="Emphasis"/>
+          <w:rFonts w:ascii="Arial Unicode MS" w:cs="Arial Unicode MS" w:hAnsi="Arial Unicode MS" w:eastAsia="Arial Unicode MS"/>
+          <w:b w:val="0"/>
+          <w:bCs w:val="0"/>
+          <w:i w:val="0"/>
+          <w:iCs w:val="0"/>
+          <w:spacing w:val="0"/>
+          <w:rtl w:val="0"/>
+          <w:lang w:val="en-US"/>
+        </w:rPr>
+        <w:t>Nov</w:t>
+      </w:r>
+      <w:r>
+        <w:rPr>
+          <w:rStyle w:val="Emphasis"/>
+          <w:rFonts w:ascii="Arial Unicode MS" w:cs="Arial Unicode MS" w:hAnsi="Arial Unicode MS" w:eastAsia="Arial Unicode MS"/>
+          <w:b w:val="0"/>
+          <w:bCs w:val="0"/>
+          <w:i w:val="0"/>
+          <w:iCs w:val="0"/>
+          <w:spacing w:val="0"/>
+          <w:rtl w:val="0"/>
+        </w:rPr>
+        <w:t xml:space="preserve"> </w:t>
+      </w:r>
+      <w:r>
+        <w:rPr>
+          <w:rStyle w:val="Emphasis"/>
+          <w:rFonts w:ascii="Arial Unicode MS" w:cs="Arial Unicode MS" w:hAnsi="Arial Unicode MS" w:eastAsia="Arial Unicode MS"/>
+          <w:b w:val="0"/>
+          <w:bCs w:val="0"/>
+          <w:i w:val="0"/>
+          <w:iCs w:val="0"/>
+          <w:spacing w:val="0"/>
+          <w:rtl w:val="0"/>
+          <w:lang w:val="en-US"/>
+        </w:rPr>
+        <w:t>2023</w:t>
+      </w:r>
+      <w:r>
+        <w:rPr>
+          <w:rStyle w:val="Emphasis"/>
+          <w:rFonts w:ascii="Arial Unicode MS" w:cs="Arial Unicode MS" w:hAnsi="Arial Unicode MS" w:eastAsia="Arial Unicode MS"/>
+          <w:b w:val="0"/>
+          <w:bCs w:val="0"/>
+          <w:i w:val="0"/>
+          <w:iCs w:val="0"/>
+          <w:spacing w:val="0"/>
+          <w:rtl w:val="0"/>
+          <w:lang w:val="ru-RU"/>
+        </w:rPr>
+        <w:t xml:space="preserve"> - </w:t>
+      </w:r>
+      <w:r>
+        <w:rPr>
+          <w:rStyle w:val="Emphasis"/>
+          <w:rFonts w:ascii="Arial Unicode MS" w:cs="Arial Unicode MS" w:hAnsi="Arial Unicode MS" w:eastAsia="Arial Unicode MS"/>
+          <w:b w:val="0"/>
+          <w:bCs w:val="0"/>
+          <w:i w:val="0"/>
+          <w:iCs w:val="0"/>
+          <w:spacing w:val="0"/>
+          <w:rtl w:val="0"/>
+          <w:lang w:val="en-US"/>
+        </w:rPr>
+        <w:t>may 2024</w:t>
+      </w:r>
+    </w:p>
+    <w:p>
+      <w:pPr>
+        <w:pStyle w:val="Body"/>
+        <w:numPr>
+          <w:ilvl w:val="0"/>
+          <w:numId w:val="2"/>
+        </w:numPr>
+        <w:spacing w:after="40"/>
+        <w:rPr>
+          <w:rFonts w:ascii="Helvetica" w:hAnsi="Helvetica"/>
+          <w:lang w:val="en-US"/>
+        </w:rPr>
+      </w:pPr>
+      <w:r>
+        <w:rPr>
+          <w:rStyle w:val="Emphasis"/>
+          <w:rFonts w:ascii="Arial Unicode MS" w:cs="Arial Unicode MS" w:hAnsi="Arial Unicode MS" w:eastAsia="Arial Unicode MS"/>
+          <w:b w:val="0"/>
+          <w:bCs w:val="0"/>
+          <w:i w:val="0"/>
+          <w:iCs w:val="0"/>
+          <w:rtl w:val="0"/>
+          <w:lang w:val="en-US"/>
+        </w:rPr>
+        <w:t xml:space="preserve">Developed </w:t>
+      </w:r>
+      <w:r>
+        <w:rPr>
+          <w:rStyle w:val="Emphasis"/>
+          <w:rFonts w:ascii="Arial Unicode MS" w:cs="Arial Unicode MS" w:hAnsi="Arial Unicode MS" w:eastAsia="Arial Unicode MS"/>
+          <w:b w:val="0"/>
+          <w:bCs w:val="0"/>
+          <w:i w:val="0"/>
+          <w:iCs w:val="0"/>
+          <w:rtl w:val="0"/>
+          <w:lang w:val="en-US"/>
+        </w:rPr>
+        <w:t xml:space="preserve">front-end </w:t>
+      </w:r>
+      <w:r>
+        <w:rPr>
+          <w:rStyle w:val="Emphasis"/>
+          <w:rFonts w:ascii="Arial Unicode MS" w:cs="Arial Unicode MS" w:hAnsi="Arial Unicode MS" w:eastAsia="Arial Unicode MS"/>
+          <w:b w:val="0"/>
+          <w:bCs w:val="0"/>
+          <w:i w:val="0"/>
+          <w:iCs w:val="0"/>
+          <w:rtl w:val="0"/>
+          <w:lang w:val="en-US"/>
+        </w:rPr>
+        <w:t xml:space="preserve">components </w:t>
+      </w:r>
+      <w:r>
+        <w:rPr>
+          <w:rStyle w:val="Emphasis"/>
+          <w:rFonts w:ascii="Arial Unicode MS" w:cs="Arial Unicode MS" w:hAnsi="Arial Unicode MS" w:eastAsia="Arial Unicode MS"/>
+          <w:b w:val="0"/>
+          <w:bCs w:val="0"/>
+          <w:i w:val="0"/>
+          <w:iCs w:val="0"/>
+          <w:rtl w:val="0"/>
+          <w:lang w:val="en-US"/>
+        </w:rPr>
+        <w:t>using</w:t>
+      </w:r>
+      <w:r>
+        <w:rPr>
+          <w:rStyle w:val="Emphasis"/>
+          <w:rFonts w:ascii="Arial Unicode MS" w:cs="Arial Unicode MS" w:hAnsi="Arial Unicode MS" w:eastAsia="Arial Unicode MS"/>
+          <w:b w:val="0"/>
+          <w:bCs w:val="0"/>
+          <w:i w:val="0"/>
+          <w:iCs w:val="0"/>
+          <w:rtl w:val="0"/>
+          <w:lang w:val="pt-PT"/>
+        </w:rPr>
+        <w:t xml:space="preserve"> Angular</w:t>
+      </w:r>
+      <w:r>
+        <w:rPr>
+          <w:rStyle w:val="Emphasis"/>
+          <w:rFonts w:ascii="Arial Unicode MS" w:cs="Arial Unicode MS" w:hAnsi="Arial Unicode MS" w:eastAsia="Arial Unicode MS"/>
+          <w:b w:val="0"/>
+          <w:bCs w:val="0"/>
+          <w:i w:val="0"/>
+          <w:iCs w:val="0"/>
+          <w:rtl w:val="0"/>
+          <w:lang w:val="en-US"/>
+        </w:rPr>
+        <w:t>, Tailwind, Svelte, and Storybook</w:t>
+      </w:r>
+      <w:r>
+        <w:rPr>
+          <w:rStyle w:val="Emphasis"/>
+          <w:rFonts w:ascii="Arial Unicode MS" w:cs="Arial Unicode MS" w:hAnsi="Arial Unicode MS" w:eastAsia="Arial Unicode MS"/>
+          <w:b w:val="0"/>
+          <w:bCs w:val="0"/>
+          <w:i w:val="0"/>
+          <w:iCs w:val="0"/>
+          <w:rtl w:val="0"/>
+        </w:rPr>
+        <w:t>.</w:t>
+      </w:r>
+    </w:p>
+    <w:p>
+      <w:pPr>
+        <w:pStyle w:val="Body"/>
+        <w:numPr>
+          <w:ilvl w:val="0"/>
+          <w:numId w:val="2"/>
+        </w:numPr>
+        <w:spacing w:after="40"/>
+        <w:rPr>
+          <w:rFonts w:ascii="Helvetica" w:hAnsi="Helvetica"/>
+          <w:lang w:val="en-US"/>
+        </w:rPr>
+      </w:pPr>
+      <w:r>
+        <w:rPr>
+          <w:rStyle w:val="Emphasis"/>
+          <w:rFonts w:ascii="Arial Unicode MS" w:cs="Arial Unicode MS" w:hAnsi="Arial Unicode MS" w:eastAsia="Arial Unicode MS"/>
+          <w:b w:val="0"/>
+          <w:bCs w:val="0"/>
+          <w:i w:val="0"/>
+          <w:iCs w:val="0"/>
+          <w:rtl w:val="0"/>
+          <w:lang w:val="en-US"/>
+        </w:rPr>
+        <w:t xml:space="preserve">Developed </w:t>
+      </w:r>
+      <w:r>
+        <w:rPr>
+          <w:rStyle w:val="Emphasis"/>
+          <w:rFonts w:ascii="Arial Unicode MS" w:cs="Arial Unicode MS" w:hAnsi="Arial Unicode MS" w:eastAsia="Arial Unicode MS"/>
+          <w:b w:val="0"/>
+          <w:bCs w:val="0"/>
+          <w:i w:val="0"/>
+          <w:iCs w:val="0"/>
+          <w:rtl w:val="0"/>
+          <w:lang w:val="en-US"/>
+        </w:rPr>
+        <w:t>bespoke Tailwind-like library in-house using SCSS.</w:t>
       </w:r>
     </w:p>
     <w:p>
@@ -1315,7 +2295,59 @@
           <w:rtl w:val="0"/>
           <w:lang w:val="en-US"/>
         </w:rPr>
-        <w:t>Developed customer-facing UIs for an enterprise cloud service using React, Svelte, and Typescript.</w:t>
+        <w:t>Developed customer-facing UIs for</w:t>
+      </w:r>
+      <w:r>
+        <w:rPr>
+          <w:rStyle w:val="Emphasis"/>
+          <w:rFonts w:ascii="Arial Unicode MS" w:cs="Arial Unicode MS" w:hAnsi="Arial Unicode MS" w:eastAsia="Arial Unicode MS"/>
+          <w:b w:val="0"/>
+          <w:bCs w:val="0"/>
+          <w:i w:val="0"/>
+          <w:iCs w:val="0"/>
+          <w:rtl w:val="0"/>
+          <w:lang w:val="en-US"/>
+        </w:rPr>
+        <w:t xml:space="preserve"> </w:t>
+      </w:r>
+      <w:r>
+        <w:rPr>
+          <w:rStyle w:val="Emphasis"/>
+          <w:rFonts w:ascii="Arial Unicode MS" w:cs="Arial Unicode MS" w:hAnsi="Arial Unicode MS" w:eastAsia="Arial Unicode MS"/>
+          <w:b w:val="0"/>
+          <w:bCs w:val="0"/>
+          <w:i w:val="0"/>
+          <w:iCs w:val="0"/>
+          <w:rtl w:val="0"/>
+          <w:lang w:val="en-US"/>
+        </w:rPr>
+        <w:t xml:space="preserve">enterprise cloud service </w:t>
+      </w:r>
+      <w:r>
+        <w:rPr>
+          <w:rStyle w:val="Emphasis"/>
+          <w:rFonts w:ascii="Arial Unicode MS" w:cs="Arial Unicode MS" w:hAnsi="Arial Unicode MS" w:eastAsia="Arial Unicode MS"/>
+          <w:b w:val="0"/>
+          <w:bCs w:val="0"/>
+          <w:i w:val="0"/>
+          <w:iCs w:val="0"/>
+          <w:rtl w:val="0"/>
+          <w:lang w:val="en-US"/>
+        </w:rPr>
+        <w:t>in</w:t>
+      </w:r>
+      <w:r>
+        <w:rPr>
+          <w:rStyle w:val="Emphasis"/>
+          <w:rFonts w:ascii="Arial Unicode MS" w:cs="Arial Unicode MS" w:hAnsi="Arial Unicode MS" w:eastAsia="Arial Unicode MS"/>
+          <w:b w:val="0"/>
+          <w:bCs w:val="0"/>
+          <w:i w:val="0"/>
+          <w:iCs w:val="0"/>
+          <w:rtl w:val="0"/>
+          <w:lang w:val="en-US"/>
+        </w:rPr>
+        <w:t xml:space="preserve"> React, Svelte, and Typescript.</w:t>
       </w:r>
     </w:p>
     <w:p>
@@ -1369,7 +2401,33 @@
           <w:rtl w:val="0"/>
           <w:lang w:val="en-US"/>
         </w:rPr>
-        <w:t>Unit-tested critical business logic for a NextJS application.</w:t>
+        <w:t>Unit-tested critical business logic for</w:t>
+      </w:r>
+      <w:r>
+        <w:rPr>
+          <w:rStyle w:val="Emphasis"/>
+          <w:rFonts w:ascii="Arial Unicode MS" w:cs="Arial Unicode MS" w:hAnsi="Arial Unicode MS" w:eastAsia="Arial Unicode MS"/>
+          <w:b w:val="0"/>
+          <w:bCs w:val="0"/>
+          <w:i w:val="0"/>
+          <w:iCs w:val="0"/>
+          <w:rtl w:val="0"/>
+          <w:lang w:val="en-US"/>
+        </w:rPr>
+        <w:t xml:space="preserve"> platform in</w:t>
+      </w:r>
+      <w:r>
+        <w:rPr>
+          <w:rStyle w:val="Emphasis"/>
+          <w:rFonts w:ascii="Arial Unicode MS" w:cs="Arial Unicode MS" w:hAnsi="Arial Unicode MS" w:eastAsia="Arial Unicode MS"/>
+          <w:b w:val="0"/>
+          <w:bCs w:val="0"/>
+          <w:i w:val="0"/>
+          <w:iCs w:val="0"/>
+          <w:rtl w:val="0"/>
+          <w:lang w:val="en-US"/>
+        </w:rPr>
+        <w:t xml:space="preserve"> NextJS.</w:t>
       </w:r>
     </w:p>
     <w:p>
@@ -1584,7 +2642,20 @@
           <w:rtl w:val="0"/>
           <w:lang w:val="en-US"/>
         </w:rPr>
-        <w:t>Developed UIs for CCaaS (Contact-Center-as-a-Service) application for Expedia Group and subsidiary Vrbo using React, SCSS, Webpack.</w:t>
+        <w:t>Developed UIs for CCaaS (Contact-Center-as-a-Service) application for Expedia Group</w:t>
+      </w:r>
+      <w:r>
+        <w:rPr>
+          <w:rStyle w:val="Emphasis"/>
+          <w:rFonts w:ascii="Arial Unicode MS" w:cs="Arial Unicode MS" w:hAnsi="Arial Unicode MS" w:eastAsia="Arial Unicode MS"/>
+          <w:b w:val="0"/>
+          <w:bCs w:val="0"/>
+          <w:i w:val="0"/>
+          <w:iCs w:val="0"/>
+          <w:rtl w:val="0"/>
+          <w:lang w:val="en-US"/>
+        </w:rPr>
+        <w:t>/Vrbo.</w:t>
       </w:r>
     </w:p>
     <w:p>
@@ -1611,7 +2682,84 @@
           <w:rtl w:val="0"/>
           <w:lang w:val="en-US"/>
         </w:rPr>
-        <w:t>Developed a data visualization of contact centers using geolocation API.</w:t>
+        <w:t xml:space="preserve">Developed </w:t>
+      </w:r>
+      <w:r>
+        <w:rPr>
+          <w:rStyle w:val="Emphasis"/>
+          <w:rFonts w:ascii="Arial Unicode MS" w:cs="Arial Unicode MS" w:hAnsi="Arial Unicode MS" w:eastAsia="Arial Unicode MS"/>
+          <w:b w:val="0"/>
+          <w:bCs w:val="0"/>
+          <w:i w:val="0"/>
+          <w:iCs w:val="0"/>
+          <w:rtl w:val="0"/>
+          <w:lang w:val="en-US"/>
+        </w:rPr>
+        <w:t xml:space="preserve">interactive </w:t>
+      </w:r>
+      <w:r>
+        <w:rPr>
+          <w:rStyle w:val="Emphasis"/>
+          <w:rFonts w:ascii="Arial Unicode MS" w:cs="Arial Unicode MS" w:hAnsi="Arial Unicode MS" w:eastAsia="Arial Unicode MS"/>
+          <w:b w:val="0"/>
+          <w:bCs w:val="0"/>
+          <w:i w:val="0"/>
+          <w:iCs w:val="0"/>
+          <w:rtl w:val="0"/>
+          <w:lang w:val="en-US"/>
+        </w:rPr>
+        <w:t>visualization</w:t>
+      </w:r>
+      <w:r>
+        <w:rPr>
+          <w:rStyle w:val="Emphasis"/>
+          <w:rFonts w:ascii="Arial Unicode MS" w:cs="Arial Unicode MS" w:hAnsi="Arial Unicode MS" w:eastAsia="Arial Unicode MS"/>
+          <w:b w:val="0"/>
+          <w:bCs w:val="0"/>
+          <w:i w:val="0"/>
+          <w:iCs w:val="0"/>
+          <w:rtl w:val="0"/>
+          <w:lang w:val="en-US"/>
+        </w:rPr>
+        <w:t xml:space="preserve"> of </w:t>
+      </w:r>
+      <w:r>
+        <w:rPr>
+          <w:rStyle w:val="Emphasis"/>
+          <w:rFonts w:ascii="Arial Unicode MS" w:cs="Arial Unicode MS" w:hAnsi="Arial Unicode MS" w:eastAsia="Arial Unicode MS"/>
+          <w:b w:val="0"/>
+          <w:bCs w:val="0"/>
+          <w:i w:val="0"/>
+          <w:iCs w:val="0"/>
+          <w:rtl w:val="0"/>
+          <w:lang w:val="en-US"/>
+        </w:rPr>
+        <w:t>contact centers using geolocation API</w:t>
+      </w:r>
+      <w:r>
+        <w:rPr>
+          <w:rStyle w:val="Emphasis"/>
+          <w:rFonts w:ascii="Arial Unicode MS" w:cs="Arial Unicode MS" w:hAnsi="Arial Unicode MS" w:eastAsia="Arial Unicode MS"/>
+          <w:b w:val="0"/>
+          <w:bCs w:val="0"/>
+          <w:i w:val="0"/>
+          <w:iCs w:val="0"/>
+          <w:rtl w:val="0"/>
+          <w:lang w:val="en-US"/>
+        </w:rPr>
+        <w:t>s in React</w:t>
+      </w:r>
+      <w:r>
+        <w:rPr>
+          <w:rStyle w:val="Emphasis"/>
+          <w:rFonts w:ascii="Arial Unicode MS" w:cs="Arial Unicode MS" w:hAnsi="Arial Unicode MS" w:eastAsia="Arial Unicode MS"/>
+          <w:b w:val="0"/>
+          <w:bCs w:val="0"/>
+          <w:i w:val="0"/>
+          <w:iCs w:val="0"/>
+          <w:rtl w:val="0"/>
+        </w:rPr>
+        <w:t>.</w:t>
       </w:r>
     </w:p>
     <w:p>
@@ -1638,7 +2786,58 @@
           <w:rtl w:val="0"/>
           <w:lang w:val="en-US"/>
         </w:rPr>
-        <w:t>Prototyped user flows and from concept to code while including stakeholders.</w:t>
+        <w:t xml:space="preserve">Prototyped user flows from concept to </w:t>
+      </w:r>
+      <w:r>
+        <w:rPr>
+          <w:rStyle w:val="Emphasis"/>
+          <w:rFonts w:ascii="Arial Unicode MS" w:cs="Arial Unicode MS" w:hAnsi="Arial Unicode MS" w:eastAsia="Arial Unicode MS"/>
+          <w:b w:val="0"/>
+          <w:bCs w:val="0"/>
+          <w:i w:val="0"/>
+          <w:iCs w:val="0"/>
+          <w:rtl w:val="0"/>
+          <w:lang w:val="en-US"/>
+        </w:rPr>
+        <w:t xml:space="preserve">low-code to </w:t>
+      </w:r>
+      <w:r>
+        <w:rPr>
+          <w:rStyle w:val="Emphasis"/>
+          <w:rFonts w:ascii="Arial Unicode MS" w:cs="Arial Unicode MS" w:hAnsi="Arial Unicode MS" w:eastAsia="Arial Unicode MS"/>
+          <w:b w:val="0"/>
+          <w:bCs w:val="0"/>
+          <w:i w:val="0"/>
+          <w:iCs w:val="0"/>
+          <w:rtl w:val="0"/>
+          <w:lang w:val="en-US"/>
+        </w:rPr>
+        <w:t xml:space="preserve">code </w:t>
+      </w:r>
+      <w:r>
+        <w:rPr>
+          <w:rStyle w:val="Emphasis"/>
+          <w:rFonts w:ascii="Arial Unicode MS" w:cs="Arial Unicode MS" w:hAnsi="Arial Unicode MS" w:eastAsia="Arial Unicode MS"/>
+          <w:b w:val="0"/>
+          <w:bCs w:val="0"/>
+          <w:i w:val="0"/>
+          <w:iCs w:val="0"/>
+          <w:rtl w:val="0"/>
+          <w:lang w:val="en-US"/>
+        </w:rPr>
+        <w:t>through iteration with</w:t>
+      </w:r>
+      <w:r>
+        <w:rPr>
+          <w:rStyle w:val="Emphasis"/>
+          <w:rFonts w:ascii="Arial Unicode MS" w:cs="Arial Unicode MS" w:hAnsi="Arial Unicode MS" w:eastAsia="Arial Unicode MS"/>
+          <w:b w:val="0"/>
+          <w:bCs w:val="0"/>
+          <w:i w:val="0"/>
+          <w:iCs w:val="0"/>
+          <w:rtl w:val="0"/>
+        </w:rPr>
+        <w:t xml:space="preserve"> stakeholders.</w:t>
       </w:r>
     </w:p>
     <w:p>
@@ -1760,7 +2959,33 @@
           <w:rtl w:val="0"/>
           <w:lang w:val="en-US"/>
         </w:rPr>
-        <w:t>Developed single-page applications using React, Redux, and Webpack for the Salesforce Lightning platform.</w:t>
+        <w:t>Developed single-page applications</w:t>
+      </w:r>
+      <w:r>
+        <w:rPr>
+          <w:rStyle w:val="Emphasis"/>
+          <w:rFonts w:ascii="Arial Unicode MS" w:cs="Arial Unicode MS" w:hAnsi="Arial Unicode MS" w:eastAsia="Arial Unicode MS"/>
+          <w:b w:val="0"/>
+          <w:bCs w:val="0"/>
+          <w:i w:val="0"/>
+          <w:iCs w:val="0"/>
+          <w:rtl w:val="0"/>
+          <w:lang w:val="en-US"/>
+        </w:rPr>
+        <w:t xml:space="preserve"> (SPA)</w:t>
+      </w:r>
+      <w:r>
+        <w:rPr>
+          <w:rStyle w:val="Emphasis"/>
+          <w:rFonts w:ascii="Arial Unicode MS" w:cs="Arial Unicode MS" w:hAnsi="Arial Unicode MS" w:eastAsia="Arial Unicode MS"/>
+          <w:b w:val="0"/>
+          <w:bCs w:val="0"/>
+          <w:i w:val="0"/>
+          <w:iCs w:val="0"/>
+          <w:rtl w:val="0"/>
+          <w:lang w:val="en-US"/>
+        </w:rPr>
+        <w:t xml:space="preserve"> using React, Redux, and Webpack for the Salesforce Lightning platform.</w:t>
       </w:r>
     </w:p>
     <w:p>
